--- a/Jal Rekha CMMIL5 Artefacts/new Cycle 4 Jan26 May26/Monitor & Control/PSR/Project Status Report - December 2025 with Risk Management.docx
+++ b/Jal Rekha CMMIL5 Artefacts/new Cycle 4 Jan26 May26/Monitor & Control/PSR/Project Status Report - December 2025 with Risk Management.docx
@@ -2865,6 +2865,7 @@
                 <w:b/>
                 <w:bCs/>
               </w:rPr>
+              <w:lastRenderedPageBreak/>
               <w:t>New Material Testing GM/Contractor workflow may cause approval bottlenecks or mis</w:t>
             </w:r>
             <w:r>
@@ -6171,6 +6172,8 @@
             </w:pPr>
           </w:p>
         </w:tc>
+        <w:bookmarkStart w:id="1" w:name="_GoBack"/>
+        <w:bookmarkEnd w:id="1"/>
       </w:tr>
       <w:tr>
         <w:tc>
@@ -9585,10 +9588,7 @@
     <w:p/>
     <w:p/>
     <w:p/>
-    <w:p>
-      <w:bookmarkStart w:id="1" w:name="_GoBack"/>
-      <w:bookmarkEnd w:id="1"/>
-    </w:p>
+    <w:p/>
     <w:sectPr>
       <w:headerReference w:type="default" r:id="rId10"/>
       <w:footerReference w:type="default" r:id="rId11"/>
@@ -9670,7 +9670,7 @@
         <w:b/>
         <w:noProof/>
       </w:rPr>
-      <w:t>3</w:t>
+      <w:t>5</w:t>
     </w:r>
     <w:r>
       <w:rPr>
@@ -9824,7 +9824,7 @@
           <v:path o:extrusionok="f" gradientshapeok="t" o:connecttype="rect"/>
           <o:lock v:ext="edit" aspectratio="t"/>
         </v:shapetype>
-        <v:shape id="Picture 4" o:spid="_x0000_i1025" type="#_x0000_t75" style="width:49.9pt;height:27.1pt;visibility:visible;mso-wrap-style:square">
+        <v:shape id="Picture 4" o:spid="_x0000_i1025" type="#_x0000_t75" style="width:50pt;height:27pt;visibility:visible;mso-wrap-style:square">
           <v:imagedata r:id="rId1" o:title="logo"/>
         </v:shape>
       </w:pict>
@@ -14463,6 +14463,7 @@
   <w:style w:type="character" w:default="1" w:styleId="DefaultParagraphFont">
     <w:name w:val="Default Paragraph Font"/>
     <w:uiPriority w:val="1"/>
+    <w:semiHidden/>
     <w:unhideWhenUsed/>
   </w:style>
   <w:style w:type="table" w:default="1" w:styleId="TableNormal">
@@ -15325,7 +15326,7 @@
 </file>
 
 <file path=customXml/itemProps1.xml><?xml version="1.0" encoding="utf-8"?>
-<ds:datastoreItem xmlns:ds="http://schemas.openxmlformats.org/officeDocument/2006/customXml" ds:itemID="{5A315BDB-86DC-4B68-8E58-5D587DFE9D48}">
+<ds:datastoreItem xmlns:ds="http://schemas.openxmlformats.org/officeDocument/2006/customXml" ds:itemID="{AD86C787-FE12-4A60-8E22-2651D5F8D140}">
   <ds:schemaRefs>
     <ds:schemaRef ds:uri="http://schemas.openxmlformats.org/officeDocument/2006/bibliography"/>
   </ds:schemaRefs>
